--- a/W1D2.docx
+++ b/W1D2.docx
@@ -3,12 +3,29 @@
 <w:document xmlns:wpc="http://schemas.microsoft.com/office/word/2010/wordprocessingCanvas" xmlns:cx="http://schemas.microsoft.com/office/drawing/2014/chartex" xmlns:cx1="http://schemas.microsoft.com/office/drawing/2015/9/8/chartex" xmlns:cx2="http://schemas.microsoft.com/office/drawing/2015/10/21/chartex" xmlns:cx3="http://schemas.microsoft.com/office/drawing/2016/5/9/chartex" xmlns:cx4="http://schemas.microsoft.com/office/drawing/2016/5/10/chartex" xmlns:cx5="http://schemas.microsoft.com/office/drawing/2016/5/11/chartex" xmlns:cx6="http://schemas.microsoft.com/office/drawing/2016/5/12/chartex" xmlns:cx7="http://schemas.microsoft.com/office/drawing/2016/5/13/chartex" xmlns:cx8="http://schemas.microsoft.com/office/drawing/2016/5/14/chartex" xmlns:mc="http://schemas.openxmlformats.org/markup-compatibility/2006" xmlns:aink="http://schemas.microsoft.com/office/drawing/2016/ink" xmlns:am3d="http://schemas.microsoft.com/office/drawing/2017/model3d" xmlns:o="urn:schemas-microsoft-com:office:office" xmlns:oel="http://schemas.microsoft.com/office/2019/extlst" xmlns:r="http://schemas.openxmlformats.org/officeDocument/2006/relationships" xmlns:m="http://schemas.openxmlformats.org/officeDocument/2006/math" xmlns:v="urn:schemas-microsoft-com:vml" xmlns:wp14="http://schemas.microsoft.com/office/word/2010/wordprocessingDrawing" xmlns:wp="http://schemas.openxmlformats.org/drawingml/2006/wordprocessingDrawing" xmlns:w10="urn:schemas-microsoft-com:office:word" xmlns:w="http://schemas.openxmlformats.org/wordprocessingml/2006/main" xmlns:w14="http://schemas.microsoft.com/office/word/2010/wordml" xmlns:w15="http://schemas.microsoft.com/office/word/2012/wordml" xmlns:w16cex="http://schemas.microsoft.com/office/word/2018/wordml/cex" xmlns:w16cid="http://schemas.microsoft.com/office/word/2016/wordml/cid" xmlns:w16="http://schemas.microsoft.com/office/word/2018/wordml" xmlns:w16du="http://schemas.microsoft.com/office/word/2023/wordml/word16du" xmlns:w16sdtdh="http://schemas.microsoft.com/office/word/2020/wordml/sdtdatahash" xmlns:w16sdtfl="http://schemas.microsoft.com/office/word/2024/wordml/sdtformatlock" xmlns:w16se="http://schemas.microsoft.com/office/word/2015/wordml/symex" xmlns:wpg="http://schemas.microsoft.com/office/word/2010/wordprocessingGroup" xmlns:wpi="http://schemas.microsoft.com/office/word/2010/wordprocessingInk" xmlns:wne="http://schemas.microsoft.com/office/word/2006/wordml" xmlns:wps="http://schemas.microsoft.com/office/word/2010/wordprocessingShape" mc:Ignorable="w14 w15 w16se w16cid w16 w16cex w16sdtdh w16sdtfl w16du wp14">
   <w:body>
     <w:p>
+      <w:pPr>
+        <w:rPr>
+          <w:b/>
+          <w:bCs/>
+          <w:u w:val="single"/>
+        </w:rPr>
+      </w:pPr>
       <w:proofErr w:type="spellStart"/>
       <w:r>
+        <w:rPr>
+          <w:b/>
+          <w:bCs/>
+          <w:u w:val="single"/>
+        </w:rPr>
         <w:t>Multimodels</w:t>
       </w:r>
       <w:proofErr w:type="spellEnd"/>
       <w:r>
+        <w:rPr>
+          <w:b/>
+          <w:bCs/>
+          <w:u w:val="single"/>
+        </w:rPr>
         <w:t xml:space="preserve"> </w:t>
       </w:r>
     </w:p>
@@ -209,7 +226,19 @@
     </w:tbl>
     <w:p/>
     <w:p>
+      <w:pPr>
+        <w:rPr>
+          <w:b/>
+          <w:bCs/>
+          <w:u w:val="single"/>
+        </w:rPr>
+      </w:pPr>
       <w:r>
+        <w:rPr>
+          <w:b/>
+          <w:bCs/>
+          <w:u w:val="single"/>
+        </w:rPr>
         <w:t>Models with context window , input , output</w:t>
       </w:r>
     </w:p>
@@ -824,25 +853,7 @@
                 <w:sz w:val="22"/>
                 <w:szCs w:val="22"/>
               </w:rPr>
-              <w:t>$</w:t>
-            </w:r>
-            <w:r>
-              <w:rPr>
-                <w:rFonts w:ascii="Aptos Mono" w:hAnsi="Aptos Mono"/>
-                <w:color w:val="000000"/>
-                <w:sz w:val="22"/>
-                <w:szCs w:val="22"/>
-              </w:rPr>
-              <w:t>5</w:t>
-            </w:r>
-            <w:r>
-              <w:rPr>
-                <w:rFonts w:ascii="Aptos Mono" w:hAnsi="Aptos Mono"/>
-                <w:color w:val="000000"/>
-                <w:sz w:val="22"/>
-                <w:szCs w:val="22"/>
-              </w:rPr>
-              <w:t>.00</w:t>
+              <w:t>$5.00</w:t>
             </w:r>
           </w:p>
           <w:p>
@@ -1060,6 +1071,497 @@
         </w:tc>
       </w:tr>
     </w:tbl>
+    <w:p/>
+    <w:p>
+      <w:pPr>
+        <w:rPr>
+          <w:b/>
+          <w:bCs/>
+          <w:u w:val="single"/>
+        </w:rPr>
+      </w:pPr>
+      <w:r>
+        <w:rPr>
+          <w:b/>
+          <w:bCs/>
+          <w:u w:val="single"/>
+        </w:rPr>
+        <w:t>Tokenizers</w:t>
+      </w:r>
+    </w:p>
+    <w:p>
+      <w:pPr>
+        <w:rPr>
+          <w:b/>
+          <w:bCs/>
+        </w:rPr>
+      </w:pPr>
+      <w:r>
+        <w:rPr>
+          <w:b/>
+          <w:bCs/>
+        </w:rPr>
+        <w:t>Tokens</w:t>
+      </w:r>
+    </w:p>
+    <w:tbl>
+      <w:tblPr>
+        <w:tblStyle w:val="TableGrid"/>
+        <w:tblW w:w="0" w:type="auto"/>
+        <w:tblLook w:val="04A0" w:firstRow="1" w:lastRow="0" w:firstColumn="1" w:lastColumn="0" w:noHBand="0" w:noVBand="1"/>
+      </w:tblPr>
+      <w:tblGrid>
+        <w:gridCol w:w="5916"/>
+        <w:gridCol w:w="931"/>
+        <w:gridCol w:w="1437"/>
+        <w:gridCol w:w="1066"/>
+      </w:tblGrid>
+      <w:tr>
+        <w:tc>
+          <w:tcPr>
+            <w:tcW w:w="5916" w:type="dxa"/>
+          </w:tcPr>
+          <w:p>
+            <w:pPr>
+              <w:rPr>
+                <w:b/>
+                <w:bCs/>
+              </w:rPr>
+            </w:pPr>
+            <w:r>
+              <w:rPr>
+                <w:b/>
+                <w:bCs/>
+              </w:rPr>
+              <w:t>Token</w:t>
+            </w:r>
+          </w:p>
+        </w:tc>
+        <w:tc>
+          <w:tcPr>
+            <w:tcW w:w="3169" w:type="dxa"/>
+          </w:tcPr>
+          <w:p>
+            <w:pPr>
+              <w:rPr>
+                <w:b/>
+                <w:bCs/>
+              </w:rPr>
+            </w:pPr>
+            <w:r>
+              <w:rPr>
+                <w:b/>
+                <w:bCs/>
+              </w:rPr>
+              <w:t>Token</w:t>
+            </w:r>
+          </w:p>
+        </w:tc>
+        <w:tc>
+          <w:tcPr>
+            <w:tcW w:w="1606" w:type="dxa"/>
+          </w:tcPr>
+          <w:p>
+            <w:pPr>
+              <w:rPr>
+                <w:b/>
+                <w:bCs/>
+              </w:rPr>
+            </w:pPr>
+            <w:r>
+              <w:rPr>
+                <w:b/>
+                <w:bCs/>
+              </w:rPr>
+              <w:t>Characters</w:t>
+            </w:r>
+          </w:p>
+        </w:tc>
+        <w:tc>
+          <w:tcPr>
+            <w:tcW w:w="1305" w:type="dxa"/>
+          </w:tcPr>
+          <w:p>
+            <w:pPr>
+              <w:rPr>
+                <w:b/>
+                <w:bCs/>
+              </w:rPr>
+            </w:pPr>
+            <w:r>
+              <w:rPr>
+                <w:b/>
+                <w:bCs/>
+              </w:rPr>
+              <w:t>Token ID</w:t>
+            </w:r>
+          </w:p>
+        </w:tc>
+      </w:tr>
+      <w:tr>
+        <w:tc>
+          <w:tcPr>
+            <w:tcW w:w="5916" w:type="dxa"/>
+          </w:tcPr>
+          <w:p>
+            <w:pPr>
+              <w:rPr>
+                <w:b/>
+                <w:bCs/>
+              </w:rPr>
+            </w:pPr>
+            <w:r>
+              <w:rPr>
+                <w:b/>
+                <w:bCs/>
+              </w:rPr>
+              <w:drawing>
+                <wp:inline distT="0" distB="0" distL="0" distR="0" wp14:anchorId="6A1BE6FE" wp14:editId="4B797B7C">
+                  <wp:extent cx="3619686" cy="177809"/>
+                  <wp:effectExtent l="0" t="0" r="0" b="0"/>
+                  <wp:docPr id="283033745" name="Picture 1"/>
+                  <wp:cNvGraphicFramePr>
+                    <a:graphicFrameLocks xmlns:a="http://schemas.openxmlformats.org/drawingml/2006/main" noChangeAspect="1"/>
+                  </wp:cNvGraphicFramePr>
+                  <a:graphic xmlns:a="http://schemas.openxmlformats.org/drawingml/2006/main">
+                    <a:graphicData uri="http://schemas.openxmlformats.org/drawingml/2006/picture">
+                      <pic:pic xmlns:pic="http://schemas.openxmlformats.org/drawingml/2006/picture">
+                        <pic:nvPicPr>
+                          <pic:cNvPr id="283033745" name=""/>
+                          <pic:cNvPicPr/>
+                        </pic:nvPicPr>
+                        <pic:blipFill>
+                          <a:blip r:embed="rId4"/>
+                          <a:stretch>
+                            <a:fillRect/>
+                          </a:stretch>
+                        </pic:blipFill>
+                        <pic:spPr>
+                          <a:xfrm>
+                            <a:off x="0" y="0"/>
+                            <a:ext cx="3619686" cy="177809"/>
+                          </a:xfrm>
+                          <a:prstGeom prst="rect">
+                            <a:avLst/>
+                          </a:prstGeom>
+                        </pic:spPr>
+                      </pic:pic>
+                    </a:graphicData>
+                  </a:graphic>
+                </wp:inline>
+              </w:drawing>
+            </w:r>
+          </w:p>
+        </w:tc>
+        <w:tc>
+          <w:tcPr>
+            <w:tcW w:w="3169" w:type="dxa"/>
+          </w:tcPr>
+          <w:p>
+            <w:pPr>
+              <w:rPr>
+                <w:b/>
+                <w:bCs/>
+              </w:rPr>
+            </w:pPr>
+            <w:r>
+              <w:rPr>
+                <w:b/>
+                <w:bCs/>
+              </w:rPr>
+              <w:t>8</w:t>
+            </w:r>
+          </w:p>
+        </w:tc>
+        <w:tc>
+          <w:tcPr>
+            <w:tcW w:w="1606" w:type="dxa"/>
+          </w:tcPr>
+          <w:p>
+            <w:pPr>
+              <w:rPr>
+                <w:b/>
+                <w:bCs/>
+              </w:rPr>
+            </w:pPr>
+            <w:r>
+              <w:rPr>
+                <w:b/>
+                <w:bCs/>
+              </w:rPr>
+              <w:t>4</w:t>
+            </w:r>
+            <w:r>
+              <w:rPr>
+                <w:b/>
+                <w:bCs/>
+              </w:rPr>
+              <w:t>6</w:t>
+            </w:r>
+          </w:p>
+        </w:tc>
+        <w:tc>
+          <w:tcPr>
+            <w:tcW w:w="1305" w:type="dxa"/>
+          </w:tcPr>
+          <w:p>
+            <w:pPr>
+              <w:rPr>
+                <w:b/>
+                <w:bCs/>
+              </w:rPr>
+            </w:pPr>
+            <w:r>
+              <w:rPr>
+                <w:b/>
+                <w:bCs/>
+              </w:rPr>
+              <w:t>[4827, 382, 27034, 5985, 22990, 350, 13160, 3127]</w:t>
+            </w:r>
+          </w:p>
+        </w:tc>
+      </w:tr>
+      <w:tr>
+        <w:tc>
+          <w:tcPr>
+            <w:tcW w:w="5916" w:type="dxa"/>
+          </w:tcPr>
+          <w:p>
+            <w:pPr>
+              <w:rPr>
+                <w:b/>
+                <w:bCs/>
+              </w:rPr>
+            </w:pPr>
+            <w:r>
+              <w:rPr>
+                <w:b/>
+                <w:bCs/>
+              </w:rPr>
+              <w:drawing>
+                <wp:inline distT="0" distB="0" distL="0" distR="0" wp14:anchorId="2A24C2F7" wp14:editId="5F584F07">
+                  <wp:extent cx="3568883" cy="158758"/>
+                  <wp:effectExtent l="0" t="0" r="0" b="0"/>
+                  <wp:docPr id="802081292" name="Picture 1"/>
+                  <wp:cNvGraphicFramePr>
+                    <a:graphicFrameLocks xmlns:a="http://schemas.openxmlformats.org/drawingml/2006/main" noChangeAspect="1"/>
+                  </wp:cNvGraphicFramePr>
+                  <a:graphic xmlns:a="http://schemas.openxmlformats.org/drawingml/2006/main">
+                    <a:graphicData uri="http://schemas.openxmlformats.org/drawingml/2006/picture">
+                      <pic:pic xmlns:pic="http://schemas.openxmlformats.org/drawingml/2006/picture">
+                        <pic:nvPicPr>
+                          <pic:cNvPr id="802081292" name=""/>
+                          <pic:cNvPicPr/>
+                        </pic:nvPicPr>
+                        <pic:blipFill>
+                          <a:blip r:embed="rId5"/>
+                          <a:stretch>
+                            <a:fillRect/>
+                          </a:stretch>
+                        </pic:blipFill>
+                        <pic:spPr>
+                          <a:xfrm>
+                            <a:off x="0" y="0"/>
+                            <a:ext cx="3568883" cy="158758"/>
+                          </a:xfrm>
+                          <a:prstGeom prst="rect">
+                            <a:avLst/>
+                          </a:prstGeom>
+                        </pic:spPr>
+                      </pic:pic>
+                    </a:graphicData>
+                  </a:graphic>
+                </wp:inline>
+              </w:drawing>
+            </w:r>
+          </w:p>
+        </w:tc>
+        <w:tc>
+          <w:tcPr>
+            <w:tcW w:w="3169" w:type="dxa"/>
+          </w:tcPr>
+          <w:p>
+            <w:pPr>
+              <w:rPr>
+                <w:b/>
+                <w:bCs/>
+              </w:rPr>
+            </w:pPr>
+            <w:r>
+              <w:rPr>
+                <w:b/>
+                <w:bCs/>
+              </w:rPr>
+              <w:t>9</w:t>
+            </w:r>
+          </w:p>
+        </w:tc>
+        <w:tc>
+          <w:tcPr>
+            <w:tcW w:w="1606" w:type="dxa"/>
+          </w:tcPr>
+          <w:p>
+            <w:pPr>
+              <w:rPr>
+                <w:b/>
+                <w:bCs/>
+              </w:rPr>
+            </w:pPr>
+            <w:r>
+              <w:rPr>
+                <w:b/>
+                <w:bCs/>
+              </w:rPr>
+              <w:t>46</w:t>
+            </w:r>
+          </w:p>
+        </w:tc>
+        <w:tc>
+          <w:tcPr>
+            <w:tcW w:w="1305" w:type="dxa"/>
+          </w:tcPr>
+          <w:p>
+            <w:pPr>
+              <w:rPr>
+                <w:b/>
+                <w:bCs/>
+              </w:rPr>
+            </w:pPr>
+            <w:r>
+              <w:rPr>
+                <w:b/>
+                <w:bCs/>
+              </w:rPr>
+              <w:t>[13347, 382, 79912, 5694, 42378, 350, 2971, 40, 3127]</w:t>
+            </w:r>
+          </w:p>
+        </w:tc>
+      </w:tr>
+      <w:tr>
+        <w:tc>
+          <w:tcPr>
+            <w:tcW w:w="5916" w:type="dxa"/>
+          </w:tcPr>
+          <w:p>
+            <w:pPr>
+              <w:rPr>
+                <w:b/>
+                <w:bCs/>
+              </w:rPr>
+            </w:pPr>
+            <w:r>
+              <w:rPr>
+                <w:b/>
+                <w:bCs/>
+              </w:rPr>
+              <w:drawing>
+                <wp:inline distT="0" distB="0" distL="0" distR="0" wp14:anchorId="7CA28AF3" wp14:editId="02B98B6F">
+                  <wp:extent cx="3606985" cy="228612"/>
+                  <wp:effectExtent l="0" t="0" r="0" b="0"/>
+                  <wp:docPr id="1406786318" name="Picture 1"/>
+                  <wp:cNvGraphicFramePr>
+                    <a:graphicFrameLocks xmlns:a="http://schemas.openxmlformats.org/drawingml/2006/main" noChangeAspect="1"/>
+                  </wp:cNvGraphicFramePr>
+                  <a:graphic xmlns:a="http://schemas.openxmlformats.org/drawingml/2006/main">
+                    <a:graphicData uri="http://schemas.openxmlformats.org/drawingml/2006/picture">
+                      <pic:pic xmlns:pic="http://schemas.openxmlformats.org/drawingml/2006/picture">
+                        <pic:nvPicPr>
+                          <pic:cNvPr id="1406786318" name=""/>
+                          <pic:cNvPicPr/>
+                        </pic:nvPicPr>
+                        <pic:blipFill>
+                          <a:blip r:embed="rId6"/>
+                          <a:stretch>
+                            <a:fillRect/>
+                          </a:stretch>
+                        </pic:blipFill>
+                        <pic:spPr>
+                          <a:xfrm>
+                            <a:off x="0" y="0"/>
+                            <a:ext cx="3606985" cy="228612"/>
+                          </a:xfrm>
+                          <a:prstGeom prst="rect">
+                            <a:avLst/>
+                          </a:prstGeom>
+                        </pic:spPr>
+                      </pic:pic>
+                    </a:graphicData>
+                  </a:graphic>
+                </wp:inline>
+              </w:drawing>
+            </w:r>
+          </w:p>
+        </w:tc>
+        <w:tc>
+          <w:tcPr>
+            <w:tcW w:w="3169" w:type="dxa"/>
+          </w:tcPr>
+          <w:p>
+            <w:pPr>
+              <w:rPr>
+                <w:b/>
+                <w:bCs/>
+              </w:rPr>
+            </w:pPr>
+            <w:r>
+              <w:rPr>
+                <w:b/>
+                <w:bCs/>
+              </w:rPr>
+              <w:t>13</w:t>
+            </w:r>
+          </w:p>
+        </w:tc>
+        <w:tc>
+          <w:tcPr>
+            <w:tcW w:w="1606" w:type="dxa"/>
+          </w:tcPr>
+          <w:p>
+            <w:pPr>
+              <w:rPr>
+                <w:b/>
+                <w:bCs/>
+              </w:rPr>
+            </w:pPr>
+            <w:r>
+              <w:rPr>
+                <w:b/>
+                <w:bCs/>
+              </w:rPr>
+              <w:t>46</w:t>
+            </w:r>
+          </w:p>
+        </w:tc>
+        <w:tc>
+          <w:tcPr>
+            <w:tcW w:w="1305" w:type="dxa"/>
+          </w:tcPr>
+          <w:p>
+            <w:pPr>
+              <w:rPr>
+                <w:b/>
+                <w:bCs/>
+              </w:rPr>
+            </w:pPr>
+            <w:r>
+              <w:rPr>
+                <w:b/>
+                <w:bCs/>
+              </w:rPr>
+              <w:t>[85833, 5436, 38638, 53115, 10551, 104468, 20104, 23710, 65070, 350, 2971, 40, 3127]</w:t>
+            </w:r>
+          </w:p>
+        </w:tc>
+      </w:tr>
+    </w:tbl>
+    <w:p>
+      <w:pPr>
+        <w:rPr>
+          <w:b/>
+          <w:bCs/>
+        </w:rPr>
+      </w:pPr>
+    </w:p>
     <w:p/>
     <w:sectPr>
       <w:pgSz w:w="12240" w:h="15840"/>
@@ -1675,7 +2177,6 @@
   <w:style w:type="character" w:default="1" w:styleId="DefaultParagraphFont">
     <w:name w:val="Default Paragraph Font"/>
     <w:uiPriority w:val="1"/>
-    <w:semiHidden/>
     <w:unhideWhenUsed/>
   </w:style>
   <w:style w:type="table" w:default="1" w:styleId="TableNormal">
